--- a/FP/VP527819/Final/IWC Transport Condition Audit_Reval RFT 47-26 Returnable Documents_JCE_FILLED.docx
+++ b/FP/VP527819/Final/IWC Transport Condition Audit_Reval RFT 47-26 Returnable Documents_JCE_FILLED.docx
@@ -9016,6 +9016,9 @@
       </w:r>
     </w:p>
     <w:p>
+      <w:pPr>
+        <w:keepNext/>
+      </w:pPr>
       <w:r>
         <w:rPr>
           <w:i w:val="0"/>
@@ -9728,7 +9731,7 @@
         <w:color w:val="595959"/>
         <w:sz w:val="15"/>
       </w:rPr>
-      <w:t xml:space="preserve">JCE Infrastructure Pty Ltd  |  RFT 47-26 Returnable Documents (completed)  |  Transport Assets Condition Audit &amp; Revaluations 2026/27    Page </w:t>
+      <w:t xml:space="preserve">JCE Infrastructure Pty Ltd  |  IWC RFT 47-26 Returnable Documents (completed)    Page </w:t>
     </w:r>
     <w:r>
       <w:rPr>
